--- a/Mudassir srs.docx
+++ b/Mudassir srs.docx
@@ -78,7 +78,6 @@
           <w:rFonts w:asciiTheme="majorHAnsi" w:hAnsiTheme="majorHAnsi" w:cstheme="majorHAnsi"/>
           <w:color w:val="auto"/>
           <w:kern w:val="36"/>
-          <w:lang w:val="en-US"/>
         </w:rPr>
       </w:pPr>
       <w:r>
@@ -141,7 +140,6 @@
           <w:color w:val="auto"/>
           <w:sz w:val="36"/>
           <w:szCs w:val="36"/>
-          <w:lang w:val="en-US"/>
         </w:rPr>
       </w:pPr>
       <w:r>
@@ -153,9 +151,63 @@
           <w:sz w:val="36"/>
           <w:szCs w:val="36"/>
         </w:rPr>
-        <w:t>Submitted by</w:t>
-      </w:r>
-      <w:r>
+        <w:t>Submitted by:</w:t>
+      </w:r>
+    </w:p>
+    <w:p>
+      <w:pPr>
+        <w:jc w:val="center"/>
+        <w:rPr>
+          <w:rFonts w:asciiTheme="majorHAnsi" w:eastAsia="Calibri" w:hAnsiTheme="majorHAnsi" w:cstheme="majorHAnsi"/>
+          <w:color w:val="auto"/>
+          <w:sz w:val="28"/>
+          <w:szCs w:val="28"/>
+        </w:rPr>
+      </w:pPr>
+      <w:r>
+        <w:rPr>
+          <w:rFonts w:asciiTheme="majorHAnsi" w:eastAsia="Calibri" w:hAnsiTheme="majorHAnsi" w:cstheme="majorHAnsi"/>
+          <w:color w:val="auto"/>
+          <w:sz w:val="28"/>
+          <w:szCs w:val="28"/>
+        </w:rPr>
+        <w:t xml:space="preserve">Muhammad </w:t>
+      </w:r>
+      <w:proofErr w:type="spellStart"/>
+      <w:r>
+        <w:rPr>
+          <w:rFonts w:asciiTheme="majorHAnsi" w:eastAsia="Calibri" w:hAnsiTheme="majorHAnsi" w:cstheme="majorHAnsi"/>
+          <w:color w:val="auto"/>
+          <w:sz w:val="28"/>
+          <w:szCs w:val="28"/>
+        </w:rPr>
+        <w:t>Mudassir</w:t>
+      </w:r>
+      <w:proofErr w:type="spellEnd"/>
+      <w:r>
+        <w:rPr>
+          <w:rFonts w:asciiTheme="majorHAnsi" w:eastAsia="Calibri" w:hAnsiTheme="majorHAnsi" w:cstheme="majorHAnsi"/>
+          <w:color w:val="auto"/>
+          <w:sz w:val="28"/>
+          <w:szCs w:val="28"/>
+        </w:rPr>
+        <w:t xml:space="preserve"> (S23BINFT1E02070)</w:t>
+      </w:r>
+    </w:p>
+    <w:p>
+      <w:pPr>
+        <w:jc w:val="center"/>
+        <w:rPr>
+          <w:rFonts w:asciiTheme="majorHAnsi" w:eastAsia="Calibri" w:hAnsiTheme="majorHAnsi" w:cstheme="majorHAnsi"/>
+          <w:color w:val="auto"/>
+          <w:sz w:val="24"/>
+          <w:szCs w:val="24"/>
+        </w:rPr>
+      </w:pPr>
+    </w:p>
+    <w:p>
+      <w:pPr>
+        <w:jc w:val="center"/>
         <w:rPr>
           <w:rFonts w:asciiTheme="majorHAnsi" w:eastAsia="Calibri" w:hAnsiTheme="majorHAnsi" w:cstheme="majorHAnsi"/>
           <w:b/>
@@ -163,76 +215,9 @@
           <w:color w:val="auto"/>
           <w:sz w:val="36"/>
           <w:szCs w:val="36"/>
-          <w:lang w:val="en-US"/>
-        </w:rPr>
-        <w:t>:</w:t>
-      </w:r>
-    </w:p>
-    <w:p>
-      <w:pPr>
-        <w:jc w:val="center"/>
-        <w:rPr>
-          <w:rFonts w:asciiTheme="majorHAnsi" w:eastAsia="Calibri" w:hAnsiTheme="majorHAnsi" w:cstheme="majorHAnsi"/>
-          <w:color w:val="auto"/>
-          <w:sz w:val="28"/>
-          <w:szCs w:val="28"/>
-          <w:lang w:val="en-US"/>
-        </w:rPr>
-      </w:pPr>
-      <w:r>
-        <w:rPr>
-          <w:rFonts w:asciiTheme="majorHAnsi" w:eastAsia="Calibri" w:hAnsiTheme="majorHAnsi" w:cstheme="majorHAnsi"/>
-          <w:color w:val="auto"/>
-          <w:sz w:val="28"/>
-          <w:szCs w:val="28"/>
-          <w:lang w:val="en-US"/>
-        </w:rPr>
-        <w:t xml:space="preserve">Muhammad Mudassir </w:t>
-      </w:r>
-      <w:r>
-        <w:rPr>
-          <w:rFonts w:asciiTheme="majorHAnsi" w:eastAsia="Calibri" w:hAnsiTheme="majorHAnsi" w:cstheme="majorHAnsi"/>
-          <w:color w:val="auto"/>
-          <w:sz w:val="28"/>
-          <w:szCs w:val="28"/>
-        </w:rPr>
-        <w:t>(</w:t>
-      </w:r>
-      <w:r>
-        <w:rPr>
-          <w:rFonts w:asciiTheme="majorHAnsi" w:eastAsia="Calibri" w:hAnsiTheme="majorHAnsi" w:cstheme="majorHAnsi"/>
-          <w:color w:val="auto"/>
-          <w:sz w:val="28"/>
-          <w:szCs w:val="28"/>
-          <w:lang w:val="en-US"/>
-        </w:rPr>
-        <w:t>S23BINFT1E02070</w:t>
-      </w:r>
-      <w:r>
-        <w:rPr>
-          <w:rFonts w:asciiTheme="majorHAnsi" w:eastAsia="Calibri" w:hAnsiTheme="majorHAnsi" w:cstheme="majorHAnsi"/>
-          <w:color w:val="auto"/>
-          <w:sz w:val="28"/>
-          <w:szCs w:val="28"/>
-        </w:rPr>
-        <w:t>)</w:t>
-      </w:r>
-    </w:p>
-    <w:p>
-      <w:pPr>
-        <w:jc w:val="center"/>
-        <w:rPr>
-          <w:rFonts w:asciiTheme="majorHAnsi" w:eastAsia="Calibri" w:hAnsiTheme="majorHAnsi" w:cstheme="majorHAnsi"/>
-          <w:color w:val="auto"/>
-          <w:sz w:val="24"/>
-          <w:szCs w:val="24"/>
-          <w:lang w:val="en-US"/>
-        </w:rPr>
-      </w:pPr>
-    </w:p>
-    <w:p>
-      <w:pPr>
-        <w:jc w:val="center"/>
+        </w:rPr>
+      </w:pPr>
+      <w:r>
         <w:rPr>
           <w:rFonts w:asciiTheme="majorHAnsi" w:eastAsia="Calibri" w:hAnsiTheme="majorHAnsi" w:cstheme="majorHAnsi"/>
           <w:b/>
@@ -241,67 +226,74 @@
           <w:sz w:val="36"/>
           <w:szCs w:val="36"/>
         </w:rPr>
-      </w:pPr>
-      <w:r>
+        <w:t>Submitted to</w:t>
+      </w:r>
+    </w:p>
+    <w:p>
+      <w:pPr>
+        <w:jc w:val="center"/>
+        <w:rPr>
+          <w:rFonts w:asciiTheme="majorHAnsi" w:eastAsia="Calibri" w:hAnsiTheme="majorHAnsi" w:cstheme="majorHAnsi"/>
+          <w:color w:val="auto"/>
+          <w:sz w:val="28"/>
+          <w:szCs w:val="28"/>
+        </w:rPr>
+      </w:pPr>
+      <w:r>
+        <w:rPr>
+          <w:rFonts w:asciiTheme="majorHAnsi" w:eastAsia="Calibri" w:hAnsiTheme="majorHAnsi" w:cstheme="majorHAnsi"/>
+          <w:color w:val="auto"/>
+          <w:sz w:val="28"/>
+          <w:szCs w:val="28"/>
+        </w:rPr>
+        <w:t xml:space="preserve">Dr. Faisal </w:t>
+      </w:r>
+      <w:proofErr w:type="spellStart"/>
+      <w:r>
+        <w:rPr>
+          <w:rFonts w:asciiTheme="majorHAnsi" w:eastAsia="Calibri" w:hAnsiTheme="majorHAnsi" w:cstheme="majorHAnsi"/>
+          <w:color w:val="auto"/>
+          <w:sz w:val="28"/>
+          <w:szCs w:val="28"/>
+        </w:rPr>
+        <w:t>Shahzad</w:t>
+      </w:r>
+      <w:proofErr w:type="spellEnd"/>
+    </w:p>
+    <w:p>
+      <w:pPr>
+        <w:jc w:val="center"/>
+        <w:rPr>
+          <w:rFonts w:asciiTheme="majorHAnsi" w:eastAsia="Calibri" w:hAnsiTheme="majorHAnsi" w:cstheme="majorHAnsi"/>
+          <w:color w:val="auto"/>
+          <w:sz w:val="28"/>
+          <w:szCs w:val="28"/>
+        </w:rPr>
+      </w:pPr>
+    </w:p>
+    <w:p>
+      <w:pPr>
+        <w:rPr>
+          <w:rFonts w:asciiTheme="majorHAnsi" w:eastAsia="Calibri" w:hAnsiTheme="majorHAnsi" w:cstheme="majorHAnsi"/>
+          <w:color w:val="auto"/>
+          <w:sz w:val="24"/>
+          <w:szCs w:val="24"/>
+        </w:rPr>
+      </w:pPr>
+    </w:p>
+    <w:p>
+      <w:pPr>
+        <w:jc w:val="center"/>
         <w:rPr>
           <w:rFonts w:asciiTheme="majorHAnsi" w:eastAsia="Calibri" w:hAnsiTheme="majorHAnsi" w:cstheme="majorHAnsi"/>
           <w:b/>
           <w:bCs/>
           <w:color w:val="auto"/>
-          <w:sz w:val="36"/>
-          <w:szCs w:val="36"/>
-        </w:rPr>
-        <w:t>Submitted to</w:t>
-      </w:r>
-    </w:p>
-    <w:p>
-      <w:pPr>
-        <w:jc w:val="center"/>
-        <w:rPr>
-          <w:rFonts w:asciiTheme="majorHAnsi" w:eastAsia="Calibri" w:hAnsiTheme="majorHAnsi" w:cstheme="majorHAnsi"/>
-          <w:color w:val="auto"/>
-          <w:sz w:val="28"/>
-          <w:szCs w:val="28"/>
-          <w:lang w:val="en-US"/>
-        </w:rPr>
-      </w:pPr>
-      <w:r>
-        <w:rPr>
-          <w:rFonts w:asciiTheme="majorHAnsi" w:eastAsia="Calibri" w:hAnsiTheme="majorHAnsi" w:cstheme="majorHAnsi"/>
-          <w:color w:val="auto"/>
-          <w:sz w:val="28"/>
-          <w:szCs w:val="28"/>
-          <w:lang w:val="en-US"/>
-        </w:rPr>
-        <w:t>Dr. Faisal Shahzad</w:t>
-      </w:r>
-    </w:p>
-    <w:p>
-      <w:pPr>
-        <w:jc w:val="center"/>
-        <w:rPr>
-          <w:rFonts w:asciiTheme="majorHAnsi" w:eastAsia="Calibri" w:hAnsiTheme="majorHAnsi" w:cstheme="majorHAnsi"/>
-          <w:color w:val="auto"/>
-          <w:sz w:val="28"/>
-          <w:szCs w:val="28"/>
-          <w:lang w:val="en-US"/>
-        </w:rPr>
-      </w:pPr>
-    </w:p>
-    <w:p>
-      <w:pPr>
-        <w:rPr>
-          <w:rFonts w:asciiTheme="majorHAnsi" w:eastAsia="Calibri" w:hAnsiTheme="majorHAnsi" w:cstheme="majorHAnsi"/>
-          <w:color w:val="auto"/>
-          <w:sz w:val="24"/>
-          <w:szCs w:val="24"/>
-          <w:lang w:val="en-US"/>
-        </w:rPr>
-      </w:pPr>
-    </w:p>
-    <w:p>
-      <w:pPr>
-        <w:jc w:val="center"/>
+          <w:sz w:val="32"/>
+          <w:szCs w:val="32"/>
+        </w:rPr>
+      </w:pPr>
+      <w:r>
         <w:rPr>
           <w:rFonts w:asciiTheme="majorHAnsi" w:eastAsia="Calibri" w:hAnsiTheme="majorHAnsi" w:cstheme="majorHAnsi"/>
           <w:b/>
@@ -310,8 +302,12 @@
           <w:sz w:val="32"/>
           <w:szCs w:val="32"/>
         </w:rPr>
-      </w:pPr>
-      <w:r>
+        <w:t>Department of Information Technology</w:t>
+      </w:r>
+    </w:p>
+    <w:p>
+      <w:pPr>
+        <w:jc w:val="center"/>
         <w:rPr>
           <w:rFonts w:asciiTheme="majorHAnsi" w:eastAsia="Calibri" w:hAnsiTheme="majorHAnsi" w:cstheme="majorHAnsi"/>
           <w:b/>
@@ -320,12 +316,8 @@
           <w:sz w:val="32"/>
           <w:szCs w:val="32"/>
         </w:rPr>
-        <w:t>Department of Information Technology</w:t>
-      </w:r>
-    </w:p>
-    <w:p>
-      <w:pPr>
-        <w:jc w:val="center"/>
+      </w:pPr>
+      <w:r>
         <w:rPr>
           <w:rFonts w:asciiTheme="majorHAnsi" w:eastAsia="Calibri" w:hAnsiTheme="majorHAnsi" w:cstheme="majorHAnsi"/>
           <w:b/>
@@ -333,10 +325,13 @@
           <w:color w:val="auto"/>
           <w:sz w:val="32"/>
           <w:szCs w:val="32"/>
-          <w:lang w:val="en-US"/>
-        </w:rPr>
-      </w:pPr>
-      <w:r>
+        </w:rPr>
+        <w:t>Faculty of Computing</w:t>
+      </w:r>
+    </w:p>
+    <w:p>
+      <w:pPr>
+        <w:jc w:val="center"/>
         <w:rPr>
           <w:rFonts w:asciiTheme="majorHAnsi" w:eastAsia="Calibri" w:hAnsiTheme="majorHAnsi" w:cstheme="majorHAnsi"/>
           <w:b/>
@@ -345,8 +340,7 @@
           <w:sz w:val="32"/>
           <w:szCs w:val="32"/>
         </w:rPr>
-        <w:t>Faculty of Computing</w:t>
-      </w:r>
+      </w:pPr>
     </w:p>
     <w:p>
       <w:pPr>
@@ -356,15 +350,11 @@
           <w:b/>
           <w:bCs/>
           <w:color w:val="auto"/>
-          <w:sz w:val="32"/>
-          <w:szCs w:val="32"/>
-          <w:lang w:val="en-US"/>
-        </w:rPr>
-      </w:pPr>
-    </w:p>
-    <w:p>
-      <w:pPr>
-        <w:jc w:val="center"/>
+          <w:sz w:val="40"/>
+          <w:szCs w:val="40"/>
+        </w:rPr>
+      </w:pPr>
+      <w:r>
         <w:rPr>
           <w:rFonts w:asciiTheme="majorHAnsi" w:eastAsia="Calibri" w:hAnsiTheme="majorHAnsi" w:cstheme="majorHAnsi"/>
           <w:b/>
@@ -373,7 +363,9 @@
           <w:sz w:val="40"/>
           <w:szCs w:val="40"/>
         </w:rPr>
-      </w:pPr>
+        <w:t xml:space="preserve">The </w:t>
+      </w:r>
+      <w:proofErr w:type="spellStart"/>
       <w:r>
         <w:rPr>
           <w:rFonts w:asciiTheme="majorHAnsi" w:eastAsia="Calibri" w:hAnsiTheme="majorHAnsi" w:cstheme="majorHAnsi"/>
@@ -383,7 +375,19 @@
           <w:sz w:val="40"/>
           <w:szCs w:val="40"/>
         </w:rPr>
-        <w:t>The Islamia University of Bahawalpur</w:t>
+        <w:t>Islamia</w:t>
+      </w:r>
+      <w:proofErr w:type="spellEnd"/>
+      <w:r>
+        <w:rPr>
+          <w:rFonts w:asciiTheme="majorHAnsi" w:eastAsia="Calibri" w:hAnsiTheme="majorHAnsi" w:cstheme="majorHAnsi"/>
+          <w:b/>
+          <w:bCs/>
+          <w:color w:val="auto"/>
+          <w:sz w:val="40"/>
+          <w:szCs w:val="40"/>
+        </w:rPr>
+        <w:t xml:space="preserve"> University of Bahawalpur</w:t>
       </w:r>
     </w:p>
     <w:p>
@@ -602,6 +606,7 @@
                 <w:szCs w:val="21"/>
               </w:rPr>
             </w:pPr>
+            <w:proofErr w:type="spellStart"/>
             <w:r>
               <w:rPr>
                 <w:rFonts w:asciiTheme="majorHAnsi" w:hAnsiTheme="majorHAnsi" w:cstheme="majorHAnsi"/>
@@ -611,6 +616,7 @@
               </w:rPr>
               <w:t>i</w:t>
             </w:r>
+            <w:proofErr w:type="spellEnd"/>
           </w:p>
         </w:tc>
       </w:tr>
@@ -4954,27 +4960,51 @@
           </w:p>
         </w:tc>
       </w:tr>
-      <w:tr>
-        <w:tc>
-          <w:tcPr>
-            <w:tcW w:w="10260" w:type="dxa"/>
-            <w:gridSpan w:val="4"/>
-          </w:tcPr>
-          <w:p>
-            <w:pPr>
-              <w:rPr>
-                <w:rFonts w:asciiTheme="majorHAnsi" w:hAnsiTheme="majorHAnsi" w:cstheme="majorHAnsi"/>
-                <w:color w:val="auto"/>
-                <w:sz w:val="21"/>
-                <w:szCs w:val="21"/>
-              </w:rPr>
-            </w:pPr>
-          </w:p>
-        </w:tc>
-      </w:tr>
     </w:tbl>
     <w:p>
       <w:pPr>
+        <w:pStyle w:val="NormalWeb"/>
+        <w:jc w:val="center"/>
+        <w:rPr>
+          <w:b/>
+          <w:sz w:val="28"/>
+          <w:szCs w:val="28"/>
+        </w:rPr>
+      </w:pPr>
+      <w:r>
+        <w:rPr>
+          <w:b/>
+          <w:sz w:val="28"/>
+          <w:szCs w:val="28"/>
+        </w:rPr>
+        <w:t>Summary</w:t>
+      </w:r>
+    </w:p>
+    <w:p>
+      <w:pPr>
+        <w:pStyle w:val="NormalWeb"/>
+        <w:jc w:val="both"/>
+      </w:pPr>
+      <w:r>
+        <w:t>The Bank Account Mobile Application is a secure and user-friendly system designed to provide customers with easy access to banking services through their mobile devices. It allows users to register, log in, check account balances, transfer funds, view transaction history, and pay bills anytime and anywhere. The application ensures data security through authentication methods such as PIN, OTP, or biometric verification and follows standard encryption protocols to protect user information. It is intended for bank customers and administrators, aiming to improve convenience, efficiency, and accessibility while reducing the need for physical bank visits and ensuring reliable digital banking services.</w:t>
+      </w:r>
+    </w:p>
+    <w:p>
+      <w:pPr>
+        <w:pStyle w:val="NormalWeb"/>
+        <w:jc w:val="both"/>
+      </w:pPr>
+    </w:p>
+    <w:p>
+      <w:pPr>
+        <w:pStyle w:val="NormalWeb"/>
+        <w:jc w:val="both"/>
+      </w:pPr>
+      <w:bookmarkStart w:id="0" w:name="_GoBack"/>
+      <w:bookmarkEnd w:id="0"/>
+    </w:p>
+    <w:p>
+      <w:pPr>
         <w:pStyle w:val="Heading1"/>
         <w:rPr>
           <w:rFonts w:asciiTheme="majorHAnsi" w:hAnsiTheme="majorHAnsi" w:cstheme="majorHAnsi"/>
@@ -4988,7 +5018,6 @@
           <w:color w:val="auto"/>
           <w:kern w:val="36"/>
         </w:rPr>
-        <w:lastRenderedPageBreak/>
         <w:t>Chapter 1</w:t>
       </w:r>
     </w:p>
@@ -5549,8 +5578,23 @@
           <w:rFonts w:asciiTheme="majorHAnsi" w:hAnsiTheme="majorHAnsi" w:cstheme="majorHAnsi"/>
           <w:color w:val="auto"/>
         </w:rPr>
-        <w:lastRenderedPageBreak/>
-        <w:t>In-app customer support via chatbot and live agent connection.</w:t>
+        <w:t xml:space="preserve">In-app customer support via </w:t>
+      </w:r>
+      <w:proofErr w:type="spellStart"/>
+      <w:r>
+        <w:rPr>
+          <w:rFonts w:asciiTheme="majorHAnsi" w:hAnsiTheme="majorHAnsi" w:cstheme="majorHAnsi"/>
+          <w:color w:val="auto"/>
+        </w:rPr>
+        <w:t>chatbot</w:t>
+      </w:r>
+      <w:proofErr w:type="spellEnd"/>
+      <w:r>
+        <w:rPr>
+          <w:rFonts w:asciiTheme="majorHAnsi" w:hAnsiTheme="majorHAnsi" w:cstheme="majorHAnsi"/>
+          <w:color w:val="auto"/>
+        </w:rPr>
+        <w:t xml:space="preserve"> and live agent connection.</w:t>
       </w:r>
     </w:p>
     <w:p>
@@ -5625,7 +5669,23 @@
           <w:rFonts w:asciiTheme="majorHAnsi" w:hAnsiTheme="majorHAnsi" w:cstheme="majorHAnsi"/>
           <w:color w:val="auto"/>
         </w:rPr>
-        <w:t>IEEE Std 830-1998, IEEE Recommended Practice for Software Requirements Specifications.</w:t>
+        <w:t xml:space="preserve">IEEE </w:t>
+      </w:r>
+      <w:proofErr w:type="spellStart"/>
+      <w:r>
+        <w:rPr>
+          <w:rFonts w:asciiTheme="majorHAnsi" w:hAnsiTheme="majorHAnsi" w:cstheme="majorHAnsi"/>
+          <w:color w:val="auto"/>
+        </w:rPr>
+        <w:t>Std</w:t>
+      </w:r>
+      <w:proofErr w:type="spellEnd"/>
+      <w:r>
+        <w:rPr>
+          <w:rFonts w:asciiTheme="majorHAnsi" w:hAnsiTheme="majorHAnsi" w:cstheme="majorHAnsi"/>
+          <w:color w:val="auto"/>
+        </w:rPr>
+        <w:t xml:space="preserve"> 830-1998, IEEE Recommended Practice for Software Requirements Specifications.</w:t>
       </w:r>
     </w:p>
     <w:p>
@@ -5784,7 +5844,6 @@
           <w:color w:val="auto"/>
           <w:kern w:val="36"/>
         </w:rPr>
-        <w:lastRenderedPageBreak/>
         <w:t>Chapter 2</w:t>
       </w:r>
     </w:p>
@@ -6199,7 +6258,23 @@
           <w:rFonts w:asciiTheme="majorHAnsi" w:hAnsiTheme="majorHAnsi" w:cstheme="majorHAnsi"/>
           <w:color w:val="auto"/>
         </w:rPr>
-        <w:t>Customer Support via in-app chatbot and escalation to a live agent.</w:t>
+        <w:t xml:space="preserve">Customer Support via in-app </w:t>
+      </w:r>
+      <w:proofErr w:type="spellStart"/>
+      <w:r>
+        <w:rPr>
+          <w:rFonts w:asciiTheme="majorHAnsi" w:hAnsiTheme="majorHAnsi" w:cstheme="majorHAnsi"/>
+          <w:color w:val="auto"/>
+        </w:rPr>
+        <w:t>chatbot</w:t>
+      </w:r>
+      <w:proofErr w:type="spellEnd"/>
+      <w:r>
+        <w:rPr>
+          <w:rFonts w:asciiTheme="majorHAnsi" w:hAnsiTheme="majorHAnsi" w:cstheme="majorHAnsi"/>
+          <w:color w:val="auto"/>
+        </w:rPr>
+        <w:t xml:space="preserve"> and escalation to a live agent.</w:t>
       </w:r>
     </w:p>
     <w:p>
@@ -6412,7 +6487,6 @@
           <w:rFonts w:asciiTheme="majorHAnsi" w:hAnsiTheme="majorHAnsi" w:cstheme="majorHAnsi"/>
           <w:color w:val="auto"/>
         </w:rPr>
-        <w:lastRenderedPageBreak/>
         <w:t>Network: 3G, 4G LTE, 5G, and Wi-Fi connectivity.</w:t>
       </w:r>
     </w:p>
@@ -6969,7 +7043,6 @@
           <w:color w:val="auto"/>
           <w:kern w:val="36"/>
         </w:rPr>
-        <w:lastRenderedPageBreak/>
         <w:t>Chapter 3</w:t>
       </w:r>
     </w:p>
@@ -8301,7 +8374,6 @@
           <w:rFonts w:asciiTheme="majorHAnsi" w:hAnsiTheme="majorHAnsi" w:cstheme="majorHAnsi"/>
           <w:color w:val="auto"/>
         </w:rPr>
-        <w:lastRenderedPageBreak/>
         <w:t>All network communications between the mobile client and the server shall conform to the following requirements:</w:t>
       </w:r>
     </w:p>
@@ -8461,7 +8533,6 @@
           <w:color w:val="auto"/>
           <w:kern w:val="36"/>
         </w:rPr>
-        <w:lastRenderedPageBreak/>
         <w:t>Chapter 4</w:t>
       </w:r>
     </w:p>
@@ -9012,7 +9083,6 @@
           <w:rFonts w:asciiTheme="majorHAnsi" w:hAnsiTheme="majorHAnsi" w:cstheme="majorHAnsi"/>
           <w:color w:val="auto"/>
         </w:rPr>
-        <w:lastRenderedPageBreak/>
         <w:t>FR-16: The system shall send a push notification and SMS alert to the account holder after each transfer.</w:t>
       </w:r>
     </w:p>
@@ -9388,7 +9458,6 @@
           <w:color w:val="auto"/>
           <w:kern w:val="36"/>
         </w:rPr>
-        <w:lastRenderedPageBreak/>
         <w:t>Chapter 5</w:t>
       </w:r>
     </w:p>
@@ -10422,6 +10491,7 @@
                 <w:color w:val="auto"/>
               </w:rPr>
             </w:pPr>
+            <w:proofErr w:type="spellStart"/>
             <w:r>
               <w:rPr>
                 <w:rFonts w:asciiTheme="majorHAnsi" w:hAnsiTheme="majorHAnsi" w:cstheme="majorHAnsi"/>
@@ -10431,6 +10501,7 @@
               </w:rPr>
               <w:t>Postcondition</w:t>
             </w:r>
+            <w:proofErr w:type="spellEnd"/>
           </w:p>
         </w:tc>
         <w:tc>
@@ -10484,7 +10555,6 @@
           <w:rFonts w:asciiTheme="majorHAnsi" w:hAnsiTheme="majorHAnsi" w:cstheme="majorHAnsi"/>
           <w:color w:val="auto"/>
         </w:rPr>
-        <w:lastRenderedPageBreak/>
         <w:t xml:space="preserve"> </w:t>
       </w:r>
     </w:p>
@@ -11076,6 +11146,7 @@
                 <w:color w:val="auto"/>
               </w:rPr>
             </w:pPr>
+            <w:proofErr w:type="spellStart"/>
             <w:r>
               <w:rPr>
                 <w:rFonts w:asciiTheme="majorHAnsi" w:hAnsiTheme="majorHAnsi" w:cstheme="majorHAnsi"/>
@@ -11085,6 +11156,7 @@
               </w:rPr>
               <w:t>Postcondition</w:t>
             </w:r>
+            <w:proofErr w:type="spellEnd"/>
           </w:p>
         </w:tc>
         <w:tc>
@@ -11155,7 +11227,6 @@
           <w:color w:val="auto"/>
           <w:kern w:val="36"/>
         </w:rPr>
-        <w:lastRenderedPageBreak/>
         <w:t>Chapter 6</w:t>
       </w:r>
     </w:p>
@@ -11677,7 +11748,6 @@
           <w:rFonts w:asciiTheme="majorHAnsi" w:hAnsiTheme="majorHAnsi" w:cstheme="majorHAnsi"/>
           <w:color w:val="auto"/>
         </w:rPr>
-        <w:lastRenderedPageBreak/>
         <w:t>Scalability: The backend infrastructure shall be designed to scale horizontally to accommodate a 200% increase in user load within 15 minutes using auto-scaling.</w:t>
       </w:r>
     </w:p>
@@ -11874,7 +11944,6 @@
           <w:color w:val="auto"/>
           <w:kern w:val="36"/>
         </w:rPr>
-        <w:lastRenderedPageBreak/>
         <w:t>Chapter 7</w:t>
       </w:r>
     </w:p>
@@ -12067,7 +12136,6 @@
           <w:color w:val="auto"/>
           <w:kern w:val="36"/>
         </w:rPr>
-        <w:lastRenderedPageBreak/>
         <w:t>Appendix A: Glossary</w:t>
       </w:r>
     </w:p>
@@ -12168,8 +12236,6 @@
               </w:rPr>
               <w:t>Definition</w:t>
             </w:r>
-            <w:bookmarkStart w:id="0" w:name="_GoBack"/>
-            <w:bookmarkEnd w:id="0"/>
           </w:p>
         </w:tc>
       </w:tr>
@@ -13365,7 +13431,6 @@
                 <w:sz w:val="20"/>
                 <w:szCs w:val="20"/>
               </w:rPr>
-              <w:lastRenderedPageBreak/>
               <w:t>TBD-02</w:t>
             </w:r>
           </w:p>
@@ -13622,7 +13687,27 @@
                 <w:sz w:val="20"/>
                 <w:szCs w:val="20"/>
               </w:rPr>
-              <w:t>Third-party chatbot vendor selection for the in-app customer support feature.</w:t>
+              <w:t xml:space="preserve">Third-party </w:t>
+            </w:r>
+            <w:proofErr w:type="spellStart"/>
+            <w:r>
+              <w:rPr>
+                <w:rFonts w:asciiTheme="majorHAnsi" w:hAnsiTheme="majorHAnsi" w:cstheme="majorHAnsi"/>
+                <w:color w:val="auto"/>
+                <w:sz w:val="20"/>
+                <w:szCs w:val="20"/>
+              </w:rPr>
+              <w:t>chatbot</w:t>
+            </w:r>
+            <w:proofErr w:type="spellEnd"/>
+            <w:r>
+              <w:rPr>
+                <w:rFonts w:asciiTheme="majorHAnsi" w:hAnsiTheme="majorHAnsi" w:cstheme="majorHAnsi"/>
+                <w:color w:val="auto"/>
+                <w:sz w:val="20"/>
+                <w:szCs w:val="20"/>
+              </w:rPr>
+              <w:t xml:space="preserve"> vendor selection for the in-app customer support feature.</w:t>
             </w:r>
           </w:p>
         </w:tc>
@@ -13993,7 +14078,7 @@
         <w:rFonts w:asciiTheme="minorHAnsi" w:eastAsiaTheme="minorHAnsi" w:hAnsiTheme="minorHAnsi" w:cstheme="minorBidi"/>
         <w:sz w:val="22"/>
         <w:szCs w:val="22"/>
-        <w:lang w:eastAsia="en-US" w:bidi="ar-SA"/>
+        <w:lang w:val="en-US" w:eastAsia="en-US" w:bidi="ar-SA"/>
       </w:rPr>
     </w:rPrDefault>
     <w:pPrDefault>
@@ -14151,7 +14236,6 @@
     <w:rPr>
       <w:rFonts w:ascii="Arial" w:eastAsia="Times New Roman" w:hAnsi="Arial" w:cs="Arial"/>
       <w:color w:val="000000"/>
-      <w:lang/>
     </w:rPr>
   </w:style>
   <w:style w:type="paragraph" w:styleId="Heading1">
@@ -14251,7 +14335,6 @@
       <w:color w:val="000000"/>
       <w:sz w:val="32"/>
       <w:szCs w:val="32"/>
-      <w:lang/>
     </w:rPr>
   </w:style>
   <w:style w:type="character" w:customStyle="1" w:styleId="Heading2Char">
@@ -14267,7 +14350,6 @@
       <w:color w:val="000000"/>
       <w:sz w:val="28"/>
       <w:szCs w:val="28"/>
-      <w:lang/>
     </w:rPr>
   </w:style>
   <w:style w:type="character" w:customStyle="1" w:styleId="Heading3Char">
@@ -14283,7 +14365,6 @@
       <w:color w:val="000000"/>
       <w:sz w:val="24"/>
       <w:szCs w:val="24"/>
-      <w:lang/>
     </w:rPr>
   </w:style>
   <w:style w:type="paragraph" w:styleId="ListParagraph">
@@ -14319,7 +14400,6 @@
       <w:color w:val="000000"/>
       <w:sz w:val="16"/>
       <w:szCs w:val="16"/>
-      <w:lang/>
     </w:rPr>
   </w:style>
   <w:style w:type="table" w:styleId="TableGrid">
@@ -14341,6 +14421,23 @@
       </w:tblBorders>
     </w:tblPr>
   </w:style>
+  <w:style w:type="paragraph" w:styleId="NormalWeb">
+    <w:name w:val="Normal (Web)"/>
+    <w:basedOn w:val="Normal"/>
+    <w:uiPriority w:val="99"/>
+    <w:semiHidden/>
+    <w:unhideWhenUsed/>
+    <w:rsid w:val="00710791"/>
+    <w:pPr>
+      <w:spacing w:before="100" w:beforeAutospacing="1" w:after="100" w:afterAutospacing="1"/>
+    </w:pPr>
+    <w:rPr>
+      <w:rFonts w:ascii="Times New Roman" w:hAnsi="Times New Roman" w:cs="Times New Roman"/>
+      <w:color w:val="auto"/>
+      <w:sz w:val="24"/>
+      <w:szCs w:val="24"/>
+    </w:rPr>
+  </w:style>
 </w:styles>
 </file>
 
@@ -14352,7 +14449,7 @@
         <w:rFonts w:asciiTheme="minorHAnsi" w:eastAsiaTheme="minorHAnsi" w:hAnsiTheme="minorHAnsi" w:cstheme="minorBidi"/>
         <w:sz w:val="22"/>
         <w:szCs w:val="22"/>
-        <w:lang w:eastAsia="en-US" w:bidi="ar-SA"/>
+        <w:lang w:val="en-US" w:eastAsia="en-US" w:bidi="ar-SA"/>
       </w:rPr>
     </w:rPrDefault>
     <w:pPrDefault>
@@ -14510,7 +14607,6 @@
     <w:rPr>
       <w:rFonts w:ascii="Arial" w:eastAsia="Times New Roman" w:hAnsi="Arial" w:cs="Arial"/>
       <w:color w:val="000000"/>
-      <w:lang/>
     </w:rPr>
   </w:style>
   <w:style w:type="paragraph" w:styleId="Heading1">
@@ -14610,7 +14706,6 @@
       <w:color w:val="000000"/>
       <w:sz w:val="32"/>
       <w:szCs w:val="32"/>
-      <w:lang/>
     </w:rPr>
   </w:style>
   <w:style w:type="character" w:customStyle="1" w:styleId="Heading2Char">
@@ -14626,7 +14721,6 @@
       <w:color w:val="000000"/>
       <w:sz w:val="28"/>
       <w:szCs w:val="28"/>
-      <w:lang/>
     </w:rPr>
   </w:style>
   <w:style w:type="character" w:customStyle="1" w:styleId="Heading3Char">
@@ -14642,7 +14736,6 @@
       <w:color w:val="000000"/>
       <w:sz w:val="24"/>
       <w:szCs w:val="24"/>
-      <w:lang/>
     </w:rPr>
   </w:style>
   <w:style w:type="paragraph" w:styleId="ListParagraph">
@@ -14678,7 +14771,6 @@
       <w:color w:val="000000"/>
       <w:sz w:val="16"/>
       <w:szCs w:val="16"/>
-      <w:lang/>
     </w:rPr>
   </w:style>
   <w:style w:type="table" w:styleId="TableGrid">
@@ -14699,6 +14791,23 @@
         <w:insideV w:val="single" w:sz="4" w:space="0" w:color="auto"/>
       </w:tblBorders>
     </w:tblPr>
+  </w:style>
+  <w:style w:type="paragraph" w:styleId="NormalWeb">
+    <w:name w:val="Normal (Web)"/>
+    <w:basedOn w:val="Normal"/>
+    <w:uiPriority w:val="99"/>
+    <w:semiHidden/>
+    <w:unhideWhenUsed/>
+    <w:rsid w:val="00710791"/>
+    <w:pPr>
+      <w:spacing w:before="100" w:beforeAutospacing="1" w:after="100" w:afterAutospacing="1"/>
+    </w:pPr>
+    <w:rPr>
+      <w:rFonts w:ascii="Times New Roman" w:hAnsi="Times New Roman" w:cs="Times New Roman"/>
+      <w:color w:val="auto"/>
+      <w:sz w:val="24"/>
+      <w:szCs w:val="24"/>
+    </w:rPr>
   </w:style>
 </w:styles>
 </file>
